--- a/data/revised_2026-10_full/outputs/v2/Physics/SS1.4_Energy,_Work,_Power_and_Machines/Physics_Energy,_Work,_Power_and_Machines_FinalExplanation_TeacherKey.docx
+++ b/data/revised_2026-10_full/outputs/v2/Physics/SS1.4_Energy,_Work,_Power_and_Machines/Physics_Energy,_Work,_Power_and_Machines_FinalExplanation_TeacherKey.docx
@@ -2938,7 +2938,7 @@
         </w:rPr>
         <w:t xml:space="preserve">© 2026 SeaVuria and ARES. This work is licensed under a </w:t>
       </w:r>
-      <w:hyperlink w:history="1" r:id="rIdgmmsrpkshyj6ifgkm8fnk">
+      <w:hyperlink w:history="1" r:id="rIdb_0ggro1wm6smgkx4yyod">
         <w:r>
           <w:rPr>
             <w:rFonts w:ascii="Arial" w:cs="Arial" w:eastAsia="Arial" w:hAnsi="Arial"/>
@@ -2958,7 +2958,7 @@
         </w:rPr>
         <w:t xml:space="preserve"> (</w:t>
       </w:r>
-      <w:hyperlink w:history="1" r:id="rIds-iaznw0525leiqijdilj">
+      <w:hyperlink w:history="1" r:id="rIdybqnqnk9tom7zqgyc22vl">
         <w:r>
           <w:rPr>
             <w:rFonts w:ascii="Arial" w:cs="Arial" w:eastAsia="Arial" w:hAnsi="Arial"/>
@@ -2978,7 +2978,7 @@
         </w:rPr>
         <w:t xml:space="preserve">). To view a copy of this license, visit </w:t>
       </w:r>
-      <w:hyperlink w:history="1" r:id="rIdm-3yuoqwfefxonivtg_z4">
+      <w:hyperlink w:history="1" r:id="rIdffs_8ij9eqevan02_qhgw">
         <w:r>
           <w:rPr>
             <w:rFonts w:ascii="Arial" w:cs="Arial" w:eastAsia="Arial" w:hAnsi="Arial"/>
